--- a/Planning mentuelle Rent House App.docx
+++ b/Planning mentuelle Rent House App.docx
@@ -1,6 +1,6 @@
 
 <file path=word/document.xml><?xml version="1.0" encoding="utf-8"?>
-<w:document xmlns:wpc="http://schemas.microsoft.com/office/word/2010/wordprocessingCanvas" xmlns:mc="http://schemas.openxmlformats.org/markup-compatibility/2006" xmlns:o="urn:schemas-microsoft-com:office:office" xmlns:r="http://schemas.openxmlformats.org/officeDocument/2006/relationships" xmlns:m="http://schemas.openxmlformats.org/officeDocument/2006/math" xmlns:v="urn:schemas-microsoft-com:vml" xmlns:wp14="http://schemas.microsoft.com/office/word/2010/wordprocessingDrawing" xmlns:wp="http://schemas.openxmlformats.org/drawingml/2006/wordprocessingDrawing" xmlns:w10="urn:schemas-microsoft-com:office:word" xmlns:w="http://schemas.openxmlformats.org/wordprocessingml/2006/main" xmlns:w14="http://schemas.microsoft.com/office/word/2010/wordml" xmlns:w15="http://schemas.microsoft.com/office/word/2012/wordml" xmlns:wpg="http://schemas.microsoft.com/office/word/2010/wordprocessingGroup" xmlns:wpi="http://schemas.microsoft.com/office/word/2010/wordprocessingInk" xmlns:wne="http://schemas.microsoft.com/office/word/2006/wordml" xmlns:wps="http://schemas.microsoft.com/office/word/2010/wordprocessingShape" mc:Ignorable="w14 w15 wp14">
+<w:document xmlns:wpc="http://schemas.microsoft.com/office/word/2010/wordprocessingCanvas" xmlns:cx="http://schemas.microsoft.com/office/drawing/2014/chartex" xmlns:cx1="http://schemas.microsoft.com/office/drawing/2015/9/8/chartex" xmlns:mc="http://schemas.openxmlformats.org/markup-compatibility/2006" xmlns:o="urn:schemas-microsoft-com:office:office" xmlns:r="http://schemas.openxmlformats.org/officeDocument/2006/relationships" xmlns:m="http://schemas.openxmlformats.org/officeDocument/2006/math" xmlns:v="urn:schemas-microsoft-com:vml" xmlns:wp14="http://schemas.microsoft.com/office/word/2010/wordprocessingDrawing" xmlns:wp="http://schemas.openxmlformats.org/drawingml/2006/wordprocessingDrawing" xmlns:w10="urn:schemas-microsoft-com:office:word" xmlns:w="http://schemas.openxmlformats.org/wordprocessingml/2006/main" xmlns:w14="http://schemas.microsoft.com/office/word/2010/wordml" xmlns:w15="http://schemas.microsoft.com/office/word/2012/wordml" xmlns:w16se="http://schemas.microsoft.com/office/word/2015/wordml/symex" xmlns:wpg="http://schemas.microsoft.com/office/word/2010/wordprocessingGroup" xmlns:wpi="http://schemas.microsoft.com/office/word/2010/wordprocessingInk" xmlns:wne="http://schemas.microsoft.com/office/word/2006/wordml" xmlns:wps="http://schemas.microsoft.com/office/word/2010/wordprocessingShape" mc:Ignorable="w14 w15 w16se wp14">
   <w:body>
     <w:p/>
     <w:p/>
@@ -83,34 +83,123 @@
     </w:p>
     <w:p>
       <w:pPr>
-        <w:rPr>
-          <w:rFonts w:ascii="Bahnschrift SemiBold SemiConden" w:hAnsi="Bahnschrift SemiBold SemiConden"/>
-          <w:sz w:val="32"/>
-          <w:szCs w:val="32"/>
-          <w:lang w:val="en-US"/>
-        </w:rPr>
-      </w:pPr>
-    </w:p>
-    <w:p>
-      <w:pPr>
-        <w:rPr>
-          <w:rFonts w:ascii="Bahnschrift SemiBold SemiConden" w:hAnsi="Bahnschrift SemiBold SemiConden"/>
-          <w:sz w:val="32"/>
-          <w:szCs w:val="32"/>
-          <w:lang w:val="en-US"/>
-        </w:rPr>
-      </w:pPr>
-      <w:proofErr w:type="gramStart"/>
-      <w:r>
-        <w:rPr>
-          <w:rFonts w:ascii="Bahnschrift SemiBold SemiConden" w:hAnsi="Bahnschrift SemiBold SemiConden"/>
-          <w:sz w:val="32"/>
-          <w:szCs w:val="32"/>
-          <w:lang w:val="en-US"/>
+        <w:jc w:val="center"/>
+        <w:rPr>
+          <w:rFonts w:ascii="Bahnschrift SemiBold SemiConden" w:hAnsi="Bahnschrift SemiBold SemiConden"/>
+          <w:color w:val="FF0000"/>
+          <w:sz w:val="32"/>
+          <w:szCs w:val="32"/>
+        </w:rPr>
+      </w:pPr>
+      <w:r>
+        <w:rPr>
+          <w:rFonts w:ascii="Bahnschrift SemiBold SemiConden" w:hAnsi="Bahnschrift SemiBold SemiConden"/>
+          <w:color w:val="FF0000"/>
+          <w:sz w:val="32"/>
+          <w:szCs w:val="32"/>
+        </w:rPr>
+        <w:t>(Tu t’occupes de la 1ere partie pour le moment</w:t>
+      </w:r>
+      <w:r>
+        <w:rPr>
+          <w:rFonts w:ascii="Bahnschrift SemiBold SemiConden" w:hAnsi="Bahnschrift SemiBold SemiConden"/>
+          <w:color w:val="FF0000"/>
+          <w:sz w:val="32"/>
+          <w:szCs w:val="32"/>
+        </w:rPr>
+        <w:t xml:space="preserve"> </w:t>
+      </w:r>
+      <w:r>
+        <w:rPr>
+          <mc:AlternateContent>
+            <mc:Choice Requires="w16se">
+              <w:rFonts w:ascii="Bahnschrift SemiBold SemiConden" w:hAnsi="Bahnschrift SemiBold SemiConden"/>
+            </mc:Choice>
+            <mc:Fallback>
+              <w:rFonts w:ascii="Segoe UI Emoji" w:eastAsia="Segoe UI Emoji" w:hAnsi="Segoe UI Emoji" w:cs="Segoe UI Emoji"/>
+            </mc:Fallback>
+          </mc:AlternateContent>
+          <w:color w:val="FF0000"/>
+          <w:sz w:val="32"/>
+          <w:szCs w:val="32"/>
+        </w:rPr>
+        <mc:AlternateContent>
+          <mc:Choice Requires="w16se">
+            <w16se:symEx w16se:font="Segoe UI Emoji" w16se:char="1F447"/>
+          </mc:Choice>
+          <mc:Fallback>
+            <w:t>👇</w:t>
+          </mc:Fallback>
+        </mc:AlternateContent>
+      </w:r>
+      <w:r>
+        <w:rPr>
+          <w:rFonts w:ascii="Bahnschrift SemiBold SemiConden" w:hAnsi="Bahnschrift SemiBold SemiConden"/>
+          <w:color w:val="FF0000"/>
+          <w:sz w:val="32"/>
+          <w:szCs w:val="32"/>
+        </w:rPr>
+        <w:t>)</w:t>
+      </w:r>
+    </w:p>
+    <w:p>
+      <w:pPr>
+        <w:jc w:val="center"/>
+        <w:rPr>
+          <w:rFonts w:ascii="Bahnschrift SemiBold SemiConden" w:hAnsi="Bahnschrift SemiBold SemiConden"/>
+          <w:color w:val="FF0000"/>
+          <w:sz w:val="32"/>
+          <w:szCs w:val="32"/>
+        </w:rPr>
+      </w:pPr>
+      <w:r>
+        <w:rPr>
+          <w:rFonts w:ascii="Bahnschrift SemiBold SemiConden" w:hAnsi="Bahnschrift SemiBold SemiConden"/>
+          <w:color w:val="FF0000"/>
+          <w:sz w:val="32"/>
+          <w:szCs w:val="32"/>
+        </w:rPr>
+        <w:t>Est-ce que tu vas aussi travailler sur la partie Dev ?</w:t>
+      </w:r>
+    </w:p>
+    <w:p>
+      <w:pPr>
+        <w:jc w:val="center"/>
+        <w:rPr>
+          <w:rFonts w:ascii="Bahnschrift SemiBold SemiConden" w:hAnsi="Bahnschrift SemiBold SemiConden"/>
+          <w:color w:val="FF0000"/>
+          <w:sz w:val="32"/>
+          <w:szCs w:val="32"/>
+        </w:rPr>
+      </w:pPr>
+      <w:r>
+        <w:rPr>
+          <w:rFonts w:ascii="Bahnschrift SemiBold SemiConden" w:hAnsi="Bahnschrift SemiBold SemiConden"/>
+          <w:color w:val="FF0000"/>
+          <w:sz w:val="32"/>
+          <w:szCs w:val="32"/>
+        </w:rPr>
+        <w:t>Sinon, tu me donnes ton interface à temps afin d’avancer, car j’ai un projet pour Avril deja</w:t>
+      </w:r>
+      <w:bookmarkStart w:id="0" w:name="_GoBack"/>
+      <w:bookmarkEnd w:id="0"/>
+    </w:p>
+    <w:p>
+      <w:pPr>
+        <w:rPr>
+          <w:rFonts w:ascii="Bahnschrift SemiBold SemiConden" w:hAnsi="Bahnschrift SemiBold SemiConden"/>
+          <w:sz w:val="32"/>
+          <w:szCs w:val="32"/>
+        </w:rPr>
+      </w:pPr>
+      <w:r>
+        <w:rPr>
+          <w:rFonts w:ascii="Bahnschrift SemiBold SemiConden" w:hAnsi="Bahnschrift SemiBold SemiConden"/>
+          <w:sz w:val="32"/>
+          <w:szCs w:val="32"/>
         </w:rPr>
         <w:t>Interface :</w:t>
       </w:r>
-      <w:proofErr w:type="gramEnd"/>
     </w:p>
     <w:p>
       <w:pPr>
@@ -906,8 +995,6 @@
           <w:szCs w:val="32"/>
         </w:rPr>
       </w:pPr>
-      <w:bookmarkStart w:id="0" w:name="_GoBack"/>
-      <w:bookmarkEnd w:id="0"/>
     </w:p>
     <w:p>
       <w:pPr>
@@ -1181,8 +1268,8 @@
 </file>
 
 <file path=word/numbering.xml><?xml version="1.0" encoding="utf-8"?>
-<w:numbering xmlns:wpc="http://schemas.microsoft.com/office/word/2010/wordprocessingCanvas" xmlns:mc="http://schemas.openxmlformats.org/markup-compatibility/2006" xmlns:o="urn:schemas-microsoft-com:office:office" xmlns:r="http://schemas.openxmlformats.org/officeDocument/2006/relationships" xmlns:m="http://schemas.openxmlformats.org/officeDocument/2006/math" xmlns:v="urn:schemas-microsoft-com:vml" xmlns:wp14="http://schemas.microsoft.com/office/word/2010/wordprocessingDrawing" xmlns:wp="http://schemas.openxmlformats.org/drawingml/2006/wordprocessingDrawing" xmlns:w10="urn:schemas-microsoft-com:office:word" xmlns:w="http://schemas.openxmlformats.org/wordprocessingml/2006/main" xmlns:w14="http://schemas.microsoft.com/office/word/2010/wordml" xmlns:w15="http://schemas.microsoft.com/office/word/2012/wordml" xmlns:wpg="http://schemas.microsoft.com/office/word/2010/wordprocessingGroup" xmlns:wpi="http://schemas.microsoft.com/office/word/2010/wordprocessingInk" xmlns:wne="http://schemas.microsoft.com/office/word/2006/wordml" xmlns:wps="http://schemas.microsoft.com/office/word/2010/wordprocessingShape" mc:Ignorable="w14 w15 wp14">
-  <w:abstractNum w:abstractNumId="0">
+<w:numbering xmlns:wpc="http://schemas.microsoft.com/office/word/2010/wordprocessingCanvas" xmlns:cx="http://schemas.microsoft.com/office/drawing/2014/chartex" xmlns:cx1="http://schemas.microsoft.com/office/drawing/2015/9/8/chartex" xmlns:mc="http://schemas.openxmlformats.org/markup-compatibility/2006" xmlns:o="urn:schemas-microsoft-com:office:office" xmlns:r="http://schemas.openxmlformats.org/officeDocument/2006/relationships" xmlns:m="http://schemas.openxmlformats.org/officeDocument/2006/math" xmlns:v="urn:schemas-microsoft-com:vml" xmlns:wp14="http://schemas.microsoft.com/office/word/2010/wordprocessingDrawing" xmlns:wp="http://schemas.openxmlformats.org/drawingml/2006/wordprocessingDrawing" xmlns:w10="urn:schemas-microsoft-com:office:word" xmlns:w="http://schemas.openxmlformats.org/wordprocessingml/2006/main" xmlns:w14="http://schemas.microsoft.com/office/word/2010/wordml" xmlns:w15="http://schemas.microsoft.com/office/word/2012/wordml" xmlns:w16se="http://schemas.microsoft.com/office/word/2015/wordml/symex" xmlns:wpg="http://schemas.microsoft.com/office/word/2010/wordprocessingGroup" xmlns:wpi="http://schemas.microsoft.com/office/word/2010/wordprocessingInk" xmlns:wne="http://schemas.microsoft.com/office/word/2006/wordml" xmlns:wps="http://schemas.microsoft.com/office/word/2010/wordprocessingShape" mc:Ignorable="w14 w15 w16se wp14">
+  <w:abstractNum w:abstractNumId="0" w15:restartNumberingAfterBreak="0">
     <w:nsid w:val="01C2113F"/>
     <w:multiLevelType w:val="multilevel"/>
     <w:tmpl w:val="96EC63BA"/>
@@ -1331,7 +1418,7 @@
       </w:rPr>
     </w:lvl>
   </w:abstractNum>
-  <w:abstractNum w:abstractNumId="1">
+  <w:abstractNum w:abstractNumId="1" w15:restartNumberingAfterBreak="0">
     <w:nsid w:val="08B10EBD"/>
     <w:multiLevelType w:val="multilevel"/>
     <w:tmpl w:val="1FBCC57C"/>
@@ -1480,7 +1567,7 @@
       </w:rPr>
     </w:lvl>
   </w:abstractNum>
-  <w:abstractNum w:abstractNumId="2">
+  <w:abstractNum w:abstractNumId="2" w15:restartNumberingAfterBreak="0">
     <w:nsid w:val="0CC34706"/>
     <w:multiLevelType w:val="multilevel"/>
     <w:tmpl w:val="EA00A620"/>
@@ -1629,7 +1716,7 @@
       </w:rPr>
     </w:lvl>
   </w:abstractNum>
-  <w:abstractNum w:abstractNumId="3">
+  <w:abstractNum w:abstractNumId="3" w15:restartNumberingAfterBreak="0">
     <w:nsid w:val="0F7F4020"/>
     <w:multiLevelType w:val="multilevel"/>
     <w:tmpl w:val="A0EAAFC8"/>
@@ -1778,7 +1865,7 @@
       </w:rPr>
     </w:lvl>
   </w:abstractNum>
-  <w:abstractNum w:abstractNumId="4">
+  <w:abstractNum w:abstractNumId="4" w15:restartNumberingAfterBreak="0">
     <w:nsid w:val="25A020EB"/>
     <w:multiLevelType w:val="multilevel"/>
     <w:tmpl w:val="1990FD2C"/>
@@ -1927,7 +2014,7 @@
       </w:rPr>
     </w:lvl>
   </w:abstractNum>
-  <w:abstractNum w:abstractNumId="5">
+  <w:abstractNum w:abstractNumId="5" w15:restartNumberingAfterBreak="0">
     <w:nsid w:val="2DB40666"/>
     <w:multiLevelType w:val="multilevel"/>
     <w:tmpl w:val="3912C4B8"/>
@@ -2076,7 +2163,7 @@
       </w:rPr>
     </w:lvl>
   </w:abstractNum>
-  <w:abstractNum w:abstractNumId="6">
+  <w:abstractNum w:abstractNumId="6" w15:restartNumberingAfterBreak="0">
     <w:nsid w:val="3F2C42EF"/>
     <w:multiLevelType w:val="multilevel"/>
     <w:tmpl w:val="00868AE0"/>
@@ -2225,7 +2312,7 @@
       </w:rPr>
     </w:lvl>
   </w:abstractNum>
-  <w:abstractNum w:abstractNumId="7">
+  <w:abstractNum w:abstractNumId="7" w15:restartNumberingAfterBreak="0">
     <w:nsid w:val="3FBA7A53"/>
     <w:multiLevelType w:val="multilevel"/>
     <w:tmpl w:val="3C6AFD82"/>
@@ -2374,7 +2461,7 @@
       </w:rPr>
     </w:lvl>
   </w:abstractNum>
-  <w:abstractNum w:abstractNumId="8">
+  <w:abstractNum w:abstractNumId="8" w15:restartNumberingAfterBreak="0">
     <w:nsid w:val="44F81D49"/>
     <w:multiLevelType w:val="hybridMultilevel"/>
     <w:tmpl w:val="19E6EF2A"/>
@@ -2463,7 +2550,7 @@
       </w:pPr>
     </w:lvl>
   </w:abstractNum>
-  <w:abstractNum w:abstractNumId="9">
+  <w:abstractNum w:abstractNumId="9" w15:restartNumberingAfterBreak="0">
     <w:nsid w:val="46805A16"/>
     <w:multiLevelType w:val="multilevel"/>
     <w:tmpl w:val="7128AE84"/>
@@ -2612,7 +2699,7 @@
       </w:rPr>
     </w:lvl>
   </w:abstractNum>
-  <w:abstractNum w:abstractNumId="10">
+  <w:abstractNum w:abstractNumId="10" w15:restartNumberingAfterBreak="0">
     <w:nsid w:val="56901B1B"/>
     <w:multiLevelType w:val="multilevel"/>
     <w:tmpl w:val="3318972E"/>
@@ -2761,7 +2848,7 @@
       </w:rPr>
     </w:lvl>
   </w:abstractNum>
-  <w:abstractNum w:abstractNumId="11">
+  <w:abstractNum w:abstractNumId="11" w15:restartNumberingAfterBreak="0">
     <w:nsid w:val="634D5570"/>
     <w:multiLevelType w:val="multilevel"/>
     <w:tmpl w:val="FF3AE324"/>
@@ -2910,7 +2997,7 @@
       </w:rPr>
     </w:lvl>
   </w:abstractNum>
-  <w:abstractNum w:abstractNumId="12">
+  <w:abstractNum w:abstractNumId="12" w15:restartNumberingAfterBreak="0">
     <w:nsid w:val="6FFE2DAB"/>
     <w:multiLevelType w:val="multilevel"/>
     <w:tmpl w:val="8362EFEA"/>
@@ -3102,7 +3189,7 @@
 </file>
 
 <file path=word/styles.xml><?xml version="1.0" encoding="utf-8"?>
-<w:styles xmlns:mc="http://schemas.openxmlformats.org/markup-compatibility/2006" xmlns:r="http://schemas.openxmlformats.org/officeDocument/2006/relationships" xmlns:w="http://schemas.openxmlformats.org/wordprocessingml/2006/main" xmlns:w14="http://schemas.microsoft.com/office/word/2010/wordml" xmlns:w15="http://schemas.microsoft.com/office/word/2012/wordml" mc:Ignorable="w14 w15">
+<w:styles xmlns:mc="http://schemas.openxmlformats.org/markup-compatibility/2006" xmlns:r="http://schemas.openxmlformats.org/officeDocument/2006/relationships" xmlns:w="http://schemas.openxmlformats.org/wordprocessingml/2006/main" xmlns:w14="http://schemas.microsoft.com/office/word/2010/wordml" xmlns:w15="http://schemas.microsoft.com/office/word/2012/wordml" xmlns:w16se="http://schemas.microsoft.com/office/word/2015/wordml/symex" mc:Ignorable="w14 w15 w16se">
   <w:docDefaults>
     <w:rPrDefault>
       <w:rPr>
@@ -3498,6 +3585,7 @@
   <w:style w:type="character" w:default="1" w:styleId="Policepardfaut">
     <w:name w:val="Default Paragraph Font"/>
     <w:uiPriority w:val="1"/>
+    <w:semiHidden/>
     <w:unhideWhenUsed/>
   </w:style>
   <w:style w:type="table" w:default="1" w:styleId="TableauNormal">
